--- a/tools/candidates/p3-full-11-preflight-20261015/candidate/03-akt-skrytyh-rabot.docx
+++ b/tools/candidates/p3-full-11-preflight-20261015/candidate/03-akt-skrytyh-rabot.docx
@@ -247,14 +247,14 @@
         <w:spacing w:after="40"/>
       </w:pPr>
       <w:r>
-        <w:rPr>
-          <w:rFonts w:ascii="Arial" w:hAnsi="Arial"/>
-          <w:b w:val="0"/>
-          <w:i w:val="0"/>
-          <w:color w:val="5A5A5A"/>
-          <w:sz w:val="18"/>
-        </w:rPr>
-        <w:t>Основание: приложение №3 к составу исполнительной документации по приказу Минстроя России от 16.05.2023 №344/пр. Варианты используют одну структуру формы; числовые критерии для конкретных работ берутся из проекта и применимых требований.</w:t>
+        <w:t>Основание: приложение №3 к составу исполнительной документации по приказу Минстроя России от 16.05.2023 №344/пр с учетом изменений, внесенных приказом №369/пр от 23.06.2025. Официальное опубликование изменения: https://publication.pravo.gov.ru/document/0001202507220009 (дата доступа: 15.10.2026). Варианты используют одну структуру формы; числовые критерии для конкретных работ берутся из проекта и применимых требований.</w:t>
+      </w:r>
+    </w:p>
+    <w:p>
+      <w:pPr/>
+      <w:r>
+        <w:rPr/>
+        <w:t>Персональные данные заполняйте только когда это применимо и необходимо. До обработки проверьте правовое основание по 152-ФЗ, ограничьте доступ и передачу, храните сведения по действующей политике персональных данных.</w:t>
       </w:r>
     </w:p>
     <w:p>
